--- a/resume.docx
+++ b/resume.docx
@@ -275,34 +275,78 @@
         <w:ind w:left="-5"/>
       </w:pPr>
       <w:r>
-        <w:t>Zonar Systems, Inc</w:t>
+        <w:t>Work Experience</w:t>
       </w:r>
     </w:p>
     <w:p>
       <w:pPr>
         <w:spacing w:after="10"/>
       </w:pPr>
-      <w:r>
-        <w:t>September 2024 - September 2026</w:t>
-      </w:r>
-    </w:p>
-    <w:p>
       <w:r>
         <w:rPr>
           <w:b/>
         </w:rPr>
-        <w:t xml:space="preserve">Tech </w:t>
-      </w:r>
-      <w:proofErr w:type="gramStart"/>
+        <w:t>Zonar Systems, Inc</w:t>
+      </w:r>
       <w:r>
         <w:rPr>
           <w:b/>
         </w:rPr>
-        <w:t>Lead</w:t>
-      </w:r>
-      <w:proofErr w:type="gramEnd"/>
-      <w:r>
-        <w:t>, Vietnam OCI Team</w:t>
+        <w:t xml:space="preserve">: </w:t>
+      </w:r>
+      <w:r>
+        <w:rPr>
+          <w:b/>
+        </w:rPr>
+        <w:t xml:space="preserve">Tech Lead, </w:t>
+      </w:r>
+      <w:r>
+        <w:rPr>
+          <w:b/>
+        </w:rPr>
+        <w:t>remote contractor team in Vietnam, 9/</w:t>
+      </w:r>
+      <w:r>
+        <w:rPr>
+          <w:b/>
+        </w:rPr>
+        <w:t>’</w:t>
+      </w:r>
+      <w:r>
+        <w:rPr>
+          <w:b/>
+        </w:rPr>
+        <w:t xml:space="preserve">24 </w:t>
+      </w:r>
+      <w:r>
+        <w:rPr>
+          <w:b/>
+        </w:rPr>
+        <w:t>-</w:t>
+      </w:r>
+      <w:r>
+        <w:rPr>
+          <w:b/>
+        </w:rPr>
+        <w:t xml:space="preserve"> </w:t>
+      </w:r>
+      <w:r>
+        <w:rPr>
+          <w:b/>
+        </w:rPr>
+        <w:t>9/</w:t>
+      </w:r>
+      <w:r>
+        <w:rPr>
+          <w:b/>
+        </w:rPr>
+        <w:t>’</w:t>
+      </w:r>
+      <w:r>
+        <w:rPr>
+          <w:b/>
+        </w:rPr>
+        <w:t>26</w:t>
       </w:r>
     </w:p>
     <w:p>
@@ -314,13 +358,31 @@
         <w:ind w:hanging="169"/>
       </w:pPr>
       <w:r>
-        <w:t>Technical lead for a contractor team in Vietnam. Directed their work and handled communications between</w:t>
-      </w:r>
-      <w:r>
-        <w:t xml:space="preserve"> </w:t>
-      </w:r>
-      <w:r>
-        <w:t>them and Zonar side people</w:t>
+        <w:t>Coordinated global communications and JIRA sprint planning for an 8-</w:t>
+      </w:r>
+      <w:r>
+        <w:t>person</w:t>
+      </w:r>
+      <w:r>
+        <w:t xml:space="preserve"> overseas development team</w:t>
+      </w:r>
+      <w:r>
+        <w:t xml:space="preserve">, </w:t>
+      </w:r>
+      <w:r>
+        <w:t xml:space="preserve">maintaining on-time project delivery at an estimated </w:t>
+      </w:r>
+      <w:r>
+        <w:t>2</w:t>
+      </w:r>
+      <w:r>
+        <w:t xml:space="preserve">5% </w:t>
+      </w:r>
+      <w:r>
+        <w:t>of the</w:t>
+      </w:r>
+      <w:r>
+        <w:t xml:space="preserve"> cost.</w:t>
       </w:r>
     </w:p>
     <w:p>
@@ -332,13 +394,55 @@
         <w:ind w:hanging="169"/>
       </w:pPr>
       <w:r>
-        <w:t>Team worked on integrating third-party dual dashcam to record driver safety events. Helped the team adapt</w:t>
+        <w:t>Directed</w:t>
+      </w:r>
+      <w:r>
+        <w:t xml:space="preserve"> project a third-party integration</w:t>
+      </w:r>
+      <w:r>
+        <w:t xml:space="preserve"> for 10,000 dashcams</w:t>
       </w:r>
       <w:r>
         <w:t xml:space="preserve"> </w:t>
       </w:r>
       <w:r>
-        <w:t>to constantly changing requirements and deliver on schedule</w:t>
+        <w:t>recording safety events and driver associations</w:t>
+      </w:r>
+      <w:r>
+        <w:t>, absorbing frequent requirement shifts to secure an on-time launch.</w:t>
+      </w:r>
+    </w:p>
+    <w:p>
+      <w:pPr>
+        <w:numPr>
+          <w:ilvl w:val="0"/>
+          <w:numId w:val="2"/>
+        </w:numPr>
+        <w:ind w:hanging="169"/>
+      </w:pPr>
+      <w:r>
+        <w:t>Managed the certification of</w:t>
+      </w:r>
+      <w:r>
+        <w:t xml:space="preserve"> Zonar</w:t>
+      </w:r>
+      <w:r>
+        <w:t xml:space="preserve"> </w:t>
+      </w:r>
+      <w:r>
+        <w:t xml:space="preserve">hardware </w:t>
+      </w:r>
+      <w:r>
+        <w:t xml:space="preserve">across </w:t>
+      </w:r>
+      <w:r>
+        <w:t>three</w:t>
+      </w:r>
+      <w:r>
+        <w:t xml:space="preserve"> CARB-CTC protocols, automating mandatory </w:t>
+      </w:r>
+      <w:r>
+        <w:t>emissions checks while reducing costs by up to 80%</w:t>
       </w:r>
     </w:p>
     <w:p>
@@ -2245,7 +2349,6 @@
   <w:style w:type="character" w:default="1" w:styleId="DefaultParagraphFont">
     <w:name w:val="Default Paragraph Font"/>
     <w:uiPriority w:val="1"/>
-    <w:semiHidden/>
     <w:unhideWhenUsed/>
   </w:style>
   <w:style w:type="table" w:default="1" w:styleId="TableNormal">
